--- a/backend/storage/generated/currency_format.docx
+++ b/backend/storage/generated/currency_format.docx
@@ -15,6 +15,11 @@
     <w:p>
       <w:r>
         <w:t>20,000</w:t>
+      </w:r>
+    </w:p>
+    <w:p>
+      <w:r>
+        <w:t>Annual from inline formula: 1,20,000</w:t>
       </w:r>
     </w:p>
     <w:p>
